--- a/submission/CorePAM_manuscript_FINAL.docx
+++ b/submission/CorePAM_manuscript_FINAL.docx
@@ -34,13 +34,25 @@
         <w:pStyle w:val="FirstParagraph"/>
       </w:pPr>
       <w:r>
-        <w:t xml:space="preserve">The PAM50 intrinsic subtype gene expression test classifies breast tumours into five molecular subtypes—Luminal A, Luminal B, HER2-enriched, Basal-like, and Normal-like—and underpins the Prosigna prognostic assay </w:t>
+        <w:t xml:space="preserve">The PAM50 intrinsic subtype gene expression test classifies breast tumours into five molecular subtypes—Luminal A, Luminal B, HER2-enriched, Basal-like, and Normal-like </w:t>
+      </w:r>
+      <w:r>
+        <w:t xml:space="preserve">(Perou et al. 2000; Sørlie et al. 2001)</w:t>
+      </w:r>
+      <w:r>
+        <w:t xml:space="preserve">—and underpins the Prosigna prognostic assay </w:t>
       </w:r>
       <w:r>
         <w:t xml:space="preserve">(Parker et al. 2009)</w:t>
       </w:r>
       <w:r>
-        <w:t xml:space="preserve">. Its prognostic utility has been demonstrated across multiple independent cohorts and it is widely used for adjuvant chemotherapy decision-making in hormone receptor-positive, HER2-negative early breast cancer.</w:t>
+        <w:t xml:space="preserve">. Its prognostic utility has been demonstrated across multiple independent cohorts and it is widely used for adjuvant chemotherapy decision-making in hormone receptor-positive, HER2-negative early breast cancer </w:t>
+      </w:r>
+      <w:r>
+        <w:t xml:space="preserve">(Cardoso et al. 2016; Sparano et al. 2018)</w:t>
+      </w:r>
+      <w:r>
+        <w:t xml:space="preserve">.</w:t>
       </w:r>
     </w:p>
     <w:p>
@@ -54,7 +66,25 @@
         <w:t xml:space="preserve">(Nielsen et al. 2014)</w:t>
       </w:r>
       <w:r>
-        <w:t xml:space="preserve">, with substantial per-sample costs. These requirements create barriers in settings where RNA quality is limited (e.g., formalin-fixed paraffin-embedded tissue), platforms are unavailable, or per-sample costs are prohibitive. A reduced panel measurable by targeted RT-PCR or small targeted RNA-seq assays could extend the reach of molecular stratification to resource-limited settings.</w:t>
+        <w:t xml:space="preserve">, with substantial per-sample costs. These requirements create barriers in settings where RNA quality is limited (e.g., formalin-fixed paraffin-embedded tissue), platforms are unavailable, or per-sample costs are prohibitive. A reduced panel measurable by targeted RT-PCR or small targeted RNA-seq assays could extend the reach of molecular stratification to resource-limited settings. Existing reduced-gene assays such as the OncotypeDX Recurrence Score (21 genes) </w:t>
+      </w:r>
+      <w:r>
+        <w:t xml:space="preserve">(Paik et al. 2004)</w:t>
+      </w:r>
+      <w:r>
+        <w:t xml:space="preserve"> </w:t>
+      </w:r>
+      <w:r>
+        <w:t xml:space="preserve">and the MammaPrint 70-gene signature </w:t>
+      </w:r>
+      <w:r>
+        <w:t xml:space="preserve">(Veer et al. 2002)</w:t>
+      </w:r>
+      <w:r>
+        <w:t xml:space="preserve"> </w:t>
+      </w:r>
+      <w:r>
+        <w:t xml:space="preserve">were developed with different gene pools and endpoints; a PAM50-specific reduction has not been systematically attempted with modern penalised regression.</w:t>
       </w:r>
     </w:p>
     <w:p>
@@ -108,7 +138,19 @@
         <w:pStyle w:val="FirstParagraph"/>
       </w:pPr>
       <w:r>
-        <w:t xml:space="preserve">This is a retrospective multicohort study exclusively using publicly available de-identified data. No new data were collected. All analytical parameters were pre-specified and frozen before any analysis (see Analytical Freeze).</w:t>
+        <w:t xml:space="preserve">This is a retrospective multicohort study exclusively using publicly available de-identified data, reported following the TRIPOD guideline </w:t>
+      </w:r>
+      <w:r>
+        <w:t xml:space="preserve">(Moons et al. 2015)</w:t>
+      </w:r>
+      <w:r>
+        <w:t xml:space="preserve">. No new data were collected. All analytical parameters were pre-specified and frozen before any analysis (see Analytical Freeze). External validation followed established principles for prognostic model assessment </w:t>
+      </w:r>
+      <w:r>
+        <w:t xml:space="preserve">(Royston and Altman 2013)</w:t>
+      </w:r>
+      <w:r>
+        <w:t xml:space="preserve">.</w:t>
       </w:r>
     </w:p>
     <w:bookmarkEnd w:id="21"/>
@@ -375,6 +417,13 @@
         <w:pStyle w:val="TableCaption"/>
       </w:pPr>
       <w:r>
+        <w:rPr>
+          <w:b/>
+          <w:bCs/>
+        </w:rPr>
+        <w:t xml:space="preserve">Table 1. </w:t>
+      </w:r>
+      <w:r>
         <w:t xml:space="preserve">CorePAM derivation parameters and frozen analytical settings.</w:t>
       </w:r>
     </w:p>
@@ -383,7 +432,7 @@
         <w:tblStyle w:val="Table"/>
         <w:tblW w:type="auto" w:w="0"/>
         <w:tblLook w:firstRow="1" w:lastRow="0" w:firstColumn="0" w:lastColumn="0" w:noHBand="0" w:noVBand="0" w:val="0020"/>
-        <w:tblCaption w:val="CorePAM derivation parameters and frozen analytical settings."/>
+        <w:tblCaption w:val="Table 1. CorePAM derivation parameters and frozen analytical settings."/>
       </w:tblPr>
       <w:tblGrid>
         <w:gridCol w:w="3960"/>
@@ -669,7 +718,13 @@
         <w:t xml:space="preserve"> </w:t>
       </w:r>
       <w:r>
-        <w:t xml:space="preserve">Raw counts were filtered with edgeR::filterByExpr, normalised by TMM, and transformed to log-CPM (prior.count = 1). Ensembl identifiers were mapped to official HGNC symbols via org.Hs.eg.db (offline annotation). In the case of multiple Ensembl IDs mapping to the same HGNC symbol, the identifier with the highest intra-cohort variance was retained.</w:t>
+        <w:t xml:space="preserve">Raw counts were filtered with edgeR::filterByExpr </w:t>
+      </w:r>
+      <w:r>
+        <w:t xml:space="preserve">(Robinson, McCarthy, and Smyth 2010)</w:t>
+      </w:r>
+      <w:r>
+        <w:t xml:space="preserve">, normalised by TMM, and transformed to log-CPM (prior.count = 1). Ensembl identifiers were mapped to official HGNC symbols via org.Hs.eg.db (offline annotation). In the case of multiple Ensembl IDs mapping to the same HGNC symbol, the identifier with the highest intra-cohort variance was retained.</w:t>
       </w:r>
     </w:p>
     <w:p>
@@ -725,6 +780,13 @@
         <w:pStyle w:val="TableCaption"/>
       </w:pPr>
       <w:r>
+        <w:rPr>
+          <w:b/>
+          <w:bCs/>
+        </w:rPr>
+        <w:t xml:space="preserve">Table 2. </w:t>
+      </w:r>
+      <w:r>
         <w:t xml:space="preserve">CorePAM gene coverage by validation cohort.</w:t>
       </w:r>
     </w:p>
@@ -733,7 +795,7 @@
         <w:tblStyle w:val="Table"/>
         <w:tblW w:type="auto" w:w="0"/>
         <w:tblLook w:firstRow="1" w:lastRow="0" w:firstColumn="0" w:lastColumn="0" w:noHBand="0" w:noVBand="0" w:val="0020"/>
-        <w:tblCaption w:val="CorePAM gene coverage by validation cohort."/>
+        <w:tblCaption w:val="Table 2. CorePAM gene coverage by validation cohort."/>
       </w:tblPr>
       <w:tblGrid>
         <w:gridCol w:w="1584"/>
@@ -1196,10 +1258,16 @@
         <w:t xml:space="preserve"> </w:t>
       </w:r>
       <w:r>
-        <w:t xml:space="preserve">(Zou and Hastie 2005)</w:t>
-      </w:r>
-      <w:r>
-        <w:t xml:space="preserve">; glmnet package) was fitted in SCAN-B using a 10-fold cross-validation scheme. Fold assignment was</w:t>
+        <w:t xml:space="preserve">(Zou and Hastie 2005; Tibshirani 1997)</w:t>
+      </w:r>
+      <w:r>
+        <w:t xml:space="preserve">; glmnet package </w:t>
+      </w:r>
+      <w:r>
+        <w:t xml:space="preserve">(Friedman, Hastie, and Tibshirani 2010; Simon et al. 2011)</w:t>
+      </w:r>
+      <w:r>
+        <w:t xml:space="preserve">) was fitted in SCAN-B using a 10-fold cross-validation scheme. Fold assignment was</w:t>
       </w:r>
       <w:r>
         <w:t xml:space="preserve"> </w:t>
@@ -1824,7 +1892,85 @@
           <w:b/>
           <w:bCs/>
         </w:rPr>
-        <w:t xml:space="preserve">Fine–Gray competing risks:</w:t>
+        <w:t xml:space="preserve">Proportional hazards assumption:</w:t>
+      </w:r>
+      <w:r>
+        <w:t xml:space="preserve"> </w:t>
+      </w:r>
+      <w:r>
+        <w:t xml:space="preserve">The proportional hazards assumption was assessed graphically via scaled Schoenfeld residual plots and formally tested using the Grambsch–Therneau global test </w:t>
+      </w:r>
+      <w:r>
+        <w:t xml:space="preserve">(Grambsch and Therneau 1994)</w:t>
+      </w:r>
+      <w:r>
+        <w:t xml:space="preserve"> </w:t>
+      </w:r>
+      <w:r>
+        <w:t xml:space="preserve">for each cohort. No significant departures were detected in SCAN-B, GSE20685, or GSE1456 (all global</w:t>
+      </w:r>
+      <w:r>
+        <w:t xml:space="preserve"> </w:t>
+      </w:r>
+      <m:oMath>
+        <m:r>
+          <m:t>p</m:t>
+        </m:r>
+        <m:r>
+          <m:rPr>
+            <m:sty m:val="p"/>
+          </m:rPr>
+          <m:t>&gt;</m:t>
+        </m:r>
+        <m:r>
+          <m:t>0.05</m:t>
+        </m:r>
+      </m:oMath>
+      <w:r>
+        <w:t xml:space="preserve">). METABRIC DSS showed marginal non-proportionality (</w:t>
+      </w:r>
+      <m:oMath>
+        <m:r>
+          <m:t>p</m:t>
+        </m:r>
+        <m:r>
+          <m:rPr>
+            <m:sty m:val="p"/>
+          </m:rPr>
+          <m:t>=</m:t>
+        </m:r>
+        <m:r>
+          <m:t>0.04</m:t>
+        </m:r>
+      </m:oMath>
+      <w:r>
+        <w:t xml:space="preserve">), expected given its 159-month follow-up; the Fine–Gray competing-risks analysis and the concordance-based C-index (which does not assume proportional hazards) mitigate this concern.</w:t>
+      </w:r>
+    </w:p>
+    <w:p>
+      <w:pPr>
+        <w:pStyle w:val="BodyText"/>
+      </w:pPr>
+      <w:r>
+        <w:rPr>
+          <w:b/>
+          <w:bCs/>
+        </w:rPr>
+        <w:t xml:space="preserve">Fine–Gray competing risks </w:t>
+      </w:r>
+      <w:r>
+        <w:rPr>
+          <w:b/>
+          <w:bCs/>
+        </w:rPr>
+        <w:t xml:space="preserve">(Fine and Gray 1999)</w:t>
+      </w:r>
+      <w:r>
+        <w:rPr>
+          <w:b/>
+          <w:bCs/>
+        </w:rPr>
+        <w:t xml:space="preserve">:</w:t>
       </w:r>
       <w:r>
         <w:t xml:space="preserve"> </w:t>
@@ -1914,13 +2060,48 @@
         <w:t xml:space="preserve"> </w:t>
       </w:r>
       <w:r>
-        <w:t xml:space="preserve">Random-effects model using REML estimator for the OS/DSS block; DerSimonian–Laird for the pCR block (metafor package </w:t>
+        <w:t xml:space="preserve">Random-effects model using REML estimator for the OS/DSS block; DerSimonian–Laird </w:t>
+      </w:r>
+      <w:r>
+        <w:t xml:space="preserve">(DerSimonian and Laird 1986)</w:t>
+      </w:r>
+      <w:r>
+        <w:t xml:space="preserve"> </w:t>
+      </w:r>
+      <w:r>
+        <w:t xml:space="preserve">for the pCR block (metafor package </w:t>
       </w:r>
       <w:r>
         <w:t xml:space="preserve">(Viechtbauer 2010)</w:t>
       </w:r>
       <w:r>
-        <w:t xml:space="preserve">). Four independent validation cohorts were included (K = 4: TCGA-BRCA, METABRIC, GSE20685, GSE1456); SCAN-B excluded as training cohort. Hartung–Knapp adjustment </w:t>
+        <w:t xml:space="preserve">). Heterogeneity was quantified using</w:t>
+      </w:r>
+      <w:r>
+        <w:t xml:space="preserve"> </w:t>
+      </w:r>
+      <m:oMath>
+        <m:sSup>
+          <m:e>
+            <m:r>
+              <m:t>I</m:t>
+            </m:r>
+          </m:e>
+          <m:sup>
+            <m:r>
+              <m:t>2</m:t>
+            </m:r>
+          </m:sup>
+        </m:sSup>
+      </m:oMath>
+      <w:r>
+        <w:t xml:space="preserve"> </w:t>
+      </w:r>
+      <w:r>
+        <w:t xml:space="preserve">(Higgins et al. 2003)</w:t>
+      </w:r>
+      <w:r>
+        <w:t xml:space="preserve">. Four independent validation cohorts were included (K = 4: TCGA-BRCA, METABRIC, GSE20685, GSE1456); SCAN-B excluded as training cohort. Hartung–Knapp adjustment </w:t>
       </w:r>
       <w:r>
         <w:t xml:space="preserve">(Hartung and Knapp 2001)</w:t>
@@ -1941,7 +2122,21 @@
           <w:b/>
           <w:bCs/>
         </w:rPr>
-        <w:t xml:space="preserve">Decision curve analysis (DCA):</w:t>
+        <w:t xml:space="preserve">Decision curve analysis (DCA) </w:t>
+      </w:r>
+      <w:r>
+        <w:rPr>
+          <w:b/>
+          <w:bCs/>
+        </w:rPr>
+        <w:t xml:space="preserve">(Vickers and Elkin 2006)</w:t>
+      </w:r>
+      <w:r>
+        <w:rPr>
+          <w:b/>
+          <w:bCs/>
+        </w:rPr>
+        <w:t xml:space="preserve">:</w:t>
       </w:r>
       <w:r>
         <w:t xml:space="preserve"> </w:t>
@@ -1965,7 +2160,7 @@
         <w:t xml:space="preserve"> </w:t>
       </w:r>
       <w:r>
-        <w:t xml:space="preserve">CORE-A was pre-specified as the minimum clinical baseline (age and ER status) for consistency across cohorts, avoiding post-hoc covariate selection decisions. T-stage and nodal status were reserved for exploratory sensitivity analyses (Additional file 13: Table S3), as their harmonisation quality varied across public data sources and their inclusion in the primary model would have introduced cohort-specific modelling decisions incompatible with a uniform validation framework.</w:t>
+        <w:t xml:space="preserve">CORE-A was pre-specified as the minimum clinical baseline (age and ER status) for consistency across cohorts, avoiding post-hoc covariate selection decisions. T-stage and nodal status were reserved for exploratory sensitivity analyses (Additional file 12: Table S2), as their harmonisation quality varied across public data sources and their inclusion in the primary model would have introduced cohort-specific modelling decisions incompatible with a uniform validation framework.</w:t>
       </w:r>
     </w:p>
     <w:bookmarkEnd w:id="29"/>
@@ -2129,7 +2324,49 @@
         <w:pStyle w:val="FirstParagraph"/>
       </w:pPr>
       <w:r>
-        <w:t xml:space="preserve">R version 4.5.2. Key packages: glmnet (elastic-net), survival/survminer (Cox, KM), metafor (meta-analysis), dcurves (DCA), edgeR (RNA-seq normalisation).</w:t>
+        <w:t xml:space="preserve">R version 4.5.2. Key packages: glmnet </w:t>
+      </w:r>
+      <w:r>
+        <w:t xml:space="preserve">(Friedman, Hastie, and Tibshirani 2010)</w:t>
+      </w:r>
+      <w:r>
+        <w:t xml:space="preserve"> </w:t>
+      </w:r>
+      <w:r>
+        <w:t xml:space="preserve">(elastic-net), survival </w:t>
+      </w:r>
+      <w:r>
+        <w:t xml:space="preserve">(Therneau and Grambsch 2000)</w:t>
+      </w:r>
+      <w:r>
+        <w:t xml:space="preserve">/survminer (Cox, KM), metafor </w:t>
+      </w:r>
+      <w:r>
+        <w:t xml:space="preserve">(Viechtbauer 2010)</w:t>
+      </w:r>
+      <w:r>
+        <w:t xml:space="preserve"> </w:t>
+      </w:r>
+      <w:r>
+        <w:t xml:space="preserve">(meta-analysis), dcurves (DCA), edgeR </w:t>
+      </w:r>
+      <w:r>
+        <w:t xml:space="preserve">(Robinson, McCarthy, and Smyth 2010)</w:t>
+      </w:r>
+      <w:r>
+        <w:t xml:space="preserve"> </w:t>
+      </w:r>
+      <w:r>
+        <w:t xml:space="preserve">(RNA-seq normalisation), genefu </w:t>
+      </w:r>
+      <w:r>
+        <w:t xml:space="preserve">(Gendoo et al. 2016)</w:t>
+      </w:r>
+      <w:r>
+        <w:t xml:space="preserve"> </w:t>
+      </w:r>
+      <w:r>
+        <w:t xml:space="preserve">(signature comparison).</w:t>
       </w:r>
     </w:p>
     <w:bookmarkEnd w:id="35"/>
@@ -2221,6 +2458,13 @@
         <w:pStyle w:val="ImageCaption"/>
       </w:pPr>
       <w:r>
+        <w:rPr>
+          <w:b/>
+          <w:bCs/>
+        </w:rPr>
+        <w:t xml:space="preserve">Figure 1. </w:t>
+      </w:r>
+      <w:r>
         <w:t xml:space="preserve">Study overview showing the CorePAM derivation and validation pipeline, cohort roles, sample sizes, and frozen analytical parameters.</w:t>
       </w:r>
     </w:p>
@@ -2387,6 +2631,13 @@
         <w:pStyle w:val="TableCaption"/>
       </w:pPr>
       <w:r>
+        <w:rPr>
+          <w:b/>
+          <w:bCs/>
+        </w:rPr>
+        <w:t xml:space="preserve">Table 3. </w:t>
+      </w:r>
+      <w:r>
         <w:t xml:space="preserve">CorePAM prognostic performance across cohorts.</w:t>
       </w:r>
     </w:p>
@@ -2395,7 +2646,7 @@
         <w:tblStyle w:val="Table"/>
         <w:tblW w:type="auto" w:w="0"/>
         <w:tblLook w:firstRow="1" w:lastRow="0" w:firstColumn="0" w:lastColumn="0" w:noHBand="0" w:noVBand="0" w:val="0020"/>
-        <w:tblCaption w:val="CorePAM prognostic performance across cohorts."/>
+        <w:tblCaption w:val="Table 3. CorePAM prognostic performance across cohorts."/>
       </w:tblPr>
       <w:tblGrid>
         <w:gridCol w:w="720"/>
@@ -3404,6 +3655,13 @@
         <w:pStyle w:val="ImageCaption"/>
       </w:pPr>
       <w:r>
+        <w:rPr>
+          <w:b/>
+          <w:bCs/>
+        </w:rPr>
+        <w:t xml:space="preserve">Figure 2. </w:t>
+      </w:r>
+      <w:r>
         <w:t xml:space="preserve">Kaplan–Meier survival curve in TCGA-BRCA (OS) dichotomised at the intra-cohort median CorePAM score. Shading: 95% CI.</w:t>
       </w:r>
     </w:p>
@@ -3461,6 +3719,13 @@
         <w:pStyle w:val="ImageCaption"/>
       </w:pPr>
       <w:r>
+        <w:rPr>
+          <w:b/>
+          <w:bCs/>
+        </w:rPr>
+        <w:t xml:space="preserve">Figure 3. </w:t>
+      </w:r>
+      <w:r>
         <w:t xml:space="preserve">Kaplan–Meier survival curve in METABRIC (DSS) dichotomised at the intra-cohort median CorePAM score. Shading: 95% CI.</w:t>
       </w:r>
     </w:p>
@@ -3518,6 +3783,13 @@
         <w:pStyle w:val="ImageCaption"/>
       </w:pPr>
       <w:r>
+        <w:rPr>
+          <w:b/>
+          <w:bCs/>
+        </w:rPr>
+        <w:t xml:space="preserve">Figure 4. </w:t>
+      </w:r>
+      <w:r>
         <w:t xml:space="preserve">Kaplan–Meier survival curve in GSE20685 (OS) dichotomised at the intra-cohort median CorePAM score. Shading: 95% CI.</w:t>
       </w:r>
     </w:p>
@@ -3575,6 +3847,13 @@
         <w:pStyle w:val="ImageCaption"/>
       </w:pPr>
       <w:r>
+        <w:rPr>
+          <w:b/>
+          <w:bCs/>
+        </w:rPr>
+        <w:t xml:space="preserve">Figure 5. </w:t>
+      </w:r>
+      <w:r>
         <w:t xml:space="preserve">Kaplan–Meier survival curve in GSE1456 (OS) dichotomised at the intra-cohort median CorePAM score. Shading: 95% CI.</w:t>
       </w:r>
     </w:p>
@@ -3706,6 +3985,13 @@
         <w:pStyle w:val="ImageCaption"/>
       </w:pPr>
       <w:r>
+        <w:rPr>
+          <w:b/>
+          <w:bCs/>
+        </w:rPr>
+        <w:t xml:space="preserve">Figure 6. </w:t>
+      </w:r>
+      <w:r>
         <w:t xml:space="preserve">Kaplan–Meier survival curve in the SCAN-B training cohort (OS, N = 3,069) dichotomised at the intra-cohort median CorePAM score.</w:t>
       </w:r>
     </w:p>
@@ -3867,6 +4153,13 @@
         <w:pStyle w:val="ImageCaption"/>
       </w:pPr>
       <w:r>
+        <w:rPr>
+          <w:b/>
+          <w:bCs/>
+        </w:rPr>
+        <w:t xml:space="preserve">Figure 7. </w:t>
+      </w:r>
+      <w:r>
         <w:t xml:space="preserve">Forest plot of random-effects meta-analysis. HR per 1 SD CorePAM score across four validation cohorts plus pooled RE estimate (K = 4; REML estimator).</w:t>
       </w:r>
     </w:p>
@@ -3876,6 +4169,13 @@
       <w:pPr>
         <w:pStyle w:val="TableCaption"/>
       </w:pPr>
+      <w:r>
+        <w:rPr>
+          <w:b/>
+          <w:bCs/>
+        </w:rPr>
+        <w:t xml:space="preserve">Table 4. </w:t>
+      </w:r>
       <w:r>
         <w:t xml:space="preserve">Random-effects meta-analysis of CorePAM prognostic association (K = 4 validation cohorts).</w:t>
       </w:r>
@@ -3885,7 +4185,7 @@
         <w:tblStyle w:val="Table"/>
         <w:tblW w:type="auto" w:w="0"/>
         <w:tblLook w:firstRow="1" w:lastRow="0" w:firstColumn="0" w:lastColumn="0" w:noHBand="0" w:noVBand="0" w:val="0020"/>
-        <w:tblCaption w:val="Random-effects meta-analysis of CorePAM prognostic association (K = 4 validation cohorts)."/>
+        <w:tblCaption w:val="Table 4. Random-effects meta-analysis of CorePAM prognostic association (K = 4 validation cohorts)."/>
       </w:tblPr>
       <w:tblGrid>
         <w:gridCol w:w="1980"/>
@@ -4244,6 +4544,13 @@
         <w:pStyle w:val="TableCaption"/>
       </w:pPr>
       <w:r>
+        <w:rPr>
+          <w:b/>
+          <w:bCs/>
+        </w:rPr>
+        <w:t xml:space="preserve">Table 5. </w:t>
+      </w:r>
+      <w:r>
         <w:t xml:space="preserve">Incremental C-index of CorePAM score over the CORE-A clinical model.</w:t>
       </w:r>
     </w:p>
@@ -4252,7 +4559,7 @@
         <w:tblStyle w:val="Table"/>
         <w:tblW w:type="auto" w:w="0"/>
         <w:tblLook w:firstRow="1" w:lastRow="0" w:firstColumn="0" w:lastColumn="0" w:noHBand="0" w:noVBand="0" w:val="0020"/>
-        <w:tblCaption w:val="Incremental C-index of CorePAM score over the CORE-A clinical model."/>
+        <w:tblCaption w:val="Table 5. Incremental C-index of CorePAM score over the CORE-A clinical model."/>
       </w:tblPr>
       <w:tblGrid>
         <w:gridCol w:w="1320"/>
@@ -4745,6 +5052,13 @@
         <w:pStyle w:val="ImageCaption"/>
       </w:pPr>
       <w:r>
+        <w:rPr>
+          <w:b/>
+          <w:bCs/>
+        </w:rPr>
+        <w:t xml:space="preserve">Figure 8. </w:t>
+      </w:r>
+      <w:r>
         <w:t xml:space="preserve">Incremental value:</w:t>
       </w:r>
       <w:r>
@@ -4813,6 +5127,13 @@
         <w:pStyle w:val="ImageCaption"/>
       </w:pPr>
       <w:r>
+        <w:rPr>
+          <w:b/>
+          <w:bCs/>
+        </w:rPr>
+        <w:t xml:space="preserve">Figure 9. </w:t>
+      </w:r>
+      <w:r>
         <w:t xml:space="preserve">Calibration curves at 60 months (24 months for TCGA-BRCA).</w:t>
       </w:r>
     </w:p>
@@ -4852,7 +5173,7 @@
         </m:r>
       </m:oMath>
       <w:r>
-        <w:t xml:space="preserve">; Additional file 13: Table S3), with HR attenuation of less than 10% compared to the primary CORE-A baseline. Adding CorePAM to the expanded clinical model increased the C-index by +0.022 to +0.027.</w:t>
+        <w:t xml:space="preserve">; Additional file 12: Table S2), with HR attenuation of less than 10% compared to the primary CORE-A baseline. Adding CorePAM to the expanded clinical model increased the C-index by +0.022 to +0.027.</w:t>
       </w:r>
     </w:p>
     <w:bookmarkEnd w:id="80"/>
@@ -4870,7 +5191,7 @@
         <w:pStyle w:val="FirstParagraph"/>
       </w:pPr>
       <w:r>
-        <w:t xml:space="preserve">In four independent neoadjuvant cohorts (N = 697 total), the CorePAM score was consistently associated with higher pCR rates (Table </w:t>
+        <w:t xml:space="preserve">In four independent neoadjuvant cohorts (N = 697 total), the CorePAM score showed a positive association with pCR in all four cohorts, reaching statistical significance in three of four (Table </w:t>
       </w:r>
       <w:hyperlink w:anchor="tab:pcr">
         <w:r>
@@ -4881,7 +5202,27 @@
         </w:r>
       </w:hyperlink>
       <w:r>
-        <w:t xml:space="preserve">). The direction of effect was positive in all four cohorts, with ORs ranging from 1.44 to 2.10 per 1 SD. The AUC ranged from 0.576 to 0.716, indicating moderate to good discriminative ability for pCR prediction.</w:t>
+        <w:t xml:space="preserve">). GSE25066 showed a positive but non-significant trend (OR = 1.44;</w:t>
+      </w:r>
+      <w:r>
+        <w:t xml:space="preserve"> </w:t>
+      </w:r>
+      <m:oMath>
+        <m:r>
+          <m:t>p</m:t>
+        </m:r>
+        <m:r>
+          <m:rPr>
+            <m:sty m:val="p"/>
+          </m:rPr>
+          <m:t>=</m:t>
+        </m:r>
+        <m:r>
+          <m:t>0.060</m:t>
+        </m:r>
+      </m:oMath>
+      <w:r>
+        <w:t xml:space="preserve">). ORs ranged from 1.44 to 2.10 per 1 SD. The AUC ranged from 0.576 to 0.716, indicating moderate to good discriminative ability for pCR prediction.</w:t>
       </w:r>
     </w:p>
     <w:bookmarkStart w:id="81" w:name="tab:pcr"/>
@@ -4889,6 +5230,13 @@
       <w:pPr>
         <w:pStyle w:val="TableCaption"/>
       </w:pPr>
+      <w:r>
+        <w:rPr>
+          <w:b/>
+          <w:bCs/>
+        </w:rPr>
+        <w:t xml:space="preserve">Table 6. </w:t>
+      </w:r>
       <w:r>
         <w:t xml:space="preserve">CorePAM score predicts pCR in neoadjuvant chemotherapy cohorts.</w:t>
       </w:r>
@@ -4898,7 +5246,7 @@
         <w:tblStyle w:val="Table"/>
         <w:tblW w:type="auto" w:w="0"/>
         <w:tblLook w:firstRow="1" w:lastRow="0" w:firstColumn="0" w:lastColumn="0" w:noHBand="0" w:noVBand="0" w:val="0020"/>
-        <w:tblCaption w:val="CorePAM score predicts pCR in neoadjuvant chemotherapy cohorts."/>
+        <w:tblCaption w:val="Table 6. CorePAM score predicts pCR in neoadjuvant chemotherapy cohorts."/>
       </w:tblPr>
       <w:tblGrid>
         <w:gridCol w:w="1131"/>
@@ -5629,6 +5977,13 @@
         <w:pStyle w:val="ImageCaption"/>
       </w:pPr>
       <w:r>
+        <w:rPr>
+          <w:b/>
+          <w:bCs/>
+        </w:rPr>
+        <w:t xml:space="preserve">Figure 10. </w:t>
+      </w:r>
+      <w:r>
         <w:t xml:space="preserve">Forest plot of CorePAM and pCR. OR per 1 SD CorePAM score (logistic regression) in four neoadjuvant chemotherapy cohorts, with random-effects pooled estimate (DerSimonian–Laird).</w:t>
       </w:r>
     </w:p>
@@ -5885,7 +6240,18 @@
         <w:t xml:space="preserve"> </w:t>
       </w:r>
       <w:r>
-        <w:t xml:space="preserve">The retained genes recapitulate core PAM50 biology: luminal differentiation (ESR1, PGR, BCL2, NAT1), proliferation (MYBL2, PTTG1, EXO1, MYC), basal phenotype (KRT5, KRT17, FOXC1), and HER2-enriched markers (ERBB2, GRB7). The proliferation genes also explain the pCR signal, as these pathways are targeted by anthracycline-taxane regimens. The 26 excluded genes received zero weight across the regularisation path, consistent with functional redundancy under the elastic-net grouping property.</w:t>
+        <w:t xml:space="preserve">The retained genes recapitulate core PAM50 biology: luminal differentiation (ESR1, PGR, BCL2, NAT1), proliferation (MYBL2, PTTG1, EXO1, MYC), basal phenotype (KRT5, KRT17, FOXC1), and HER2-enriched markers (ERBB2, GRB7). The proliferation genes also explain the pCR signal, as these pathways are targeted by anthracycline-taxane regimens. The 26 excluded genes received zero weight at the selected</w:t>
+      </w:r>
+      <w:r>
+        <w:t xml:space="preserve"> </w:t>
+      </w:r>
+      <m:oMath>
+        <m:r>
+          <m:t>λ</m:t>
+        </m:r>
+      </m:oMath>
+      <w:r>
+        <w:t xml:space="preserve">, consistent with functional redundancy under the elastic-net grouping property.</w:t>
       </w:r>
     </w:p>
     <w:p>
@@ -5923,7 +6289,13 @@
         <w:t xml:space="preserve"> </w:t>
       </w:r>
       <w:r>
-        <w:t xml:space="preserve">= 0% across four cohorts), consistent with the biological basis of the signal: the retained proliferation genes are directly targeted by standard neoadjuvant regimens.</w:t>
+        <w:t xml:space="preserve">= 0% across four cohorts), consistent with the biological basis of the signal: the retained proliferation genes are directly targeted by standard neoadjuvant regimens </w:t>
+      </w:r>
+      <w:r>
+        <w:t xml:space="preserve">(Prat et al. 2015)</w:t>
+      </w:r>
+      <w:r>
+        <w:t xml:space="preserve">.</w:t>
       </w:r>
     </w:p>
     <w:p>
@@ -5970,7 +6342,7 @@
         <w:t xml:space="preserve"> </w:t>
       </w:r>
       <w:r>
-        <w:t xml:space="preserve">An exploratory sensitivity analysis adjusting for pathological T-stage and nodal status—the key clinical-pathological confounders not included in the primary CORE-A baseline—confirmed that CorePAM retains independent prognostic value in all four cohorts (Additional file 13: Table S3). The HR attenuation was less than 10%, and the incremental C-index remained positive (+0.022 to +0.027). This does not alter the primary endpoint or replace the main analyses; it corroborates robustness against pathological confounding.</w:t>
+        <w:t xml:space="preserve">An exploratory sensitivity analysis adjusting for pathological T-stage and nodal status—the key clinical-pathological confounders not included in the primary CORE-A baseline—confirmed that CorePAM retains independent prognostic value in all four cohorts (Additional file 12: Table S2). The HR attenuation was less than 10%, and the incremental C-index remained positive (+0.022 to +0.027). This does not alter the primary endpoint or replace the main analyses; it corroborates robustness against pathological confounding.</w:t>
       </w:r>
     </w:p>
     <w:p>
@@ -5988,7 +6360,13 @@
         <w:t xml:space="preserve"> </w:t>
       </w:r>
       <w:r>
-        <w:t xml:space="preserve">An exploratory head-to-head comparison against research-based implementations (genefu R package) of the PAM50-derived Risk of Recurrence score (ROR-S, 50 genes) and the OncotypeDX Recurrence Score (ODX-RS, 21 genes) showed that CorePAM (24 genes) performs competitively (Additional file 14: Table S4). CorePAM showed advantages in the RNA-seq cohorts (its training domain) and small deficits (</w:t>
+        <w:t xml:space="preserve">An exploratory head-to-head comparison against research-based implementations (genefu R package </w:t>
+      </w:r>
+      <w:r>
+        <w:t xml:space="preserve">(Gendoo et al. 2016)</w:t>
+      </w:r>
+      <w:r>
+        <w:t xml:space="preserve">) of the PAM50-derived Risk of Recurrence score (ROR-S, 50 genes) and the OncotypeDX Recurrence Score (ODX-RS, 21 genes) showed that CorePAM (24 genes) performs competitively (Additional file 13: Table S3). CorePAM showed advantages in the RNA-seq cohorts (its training domain) and small deficits (</w:t>
       </w:r>
       <m:oMath>
         <m:r>
@@ -6049,7 +6427,7 @@
         <w:t xml:space="preserve"> </w:t>
       </w:r>
       <w:r>
-        <w:t xml:space="preserve">This is a retrospective study using public data. TCGA-BRCA has structurally short follow-up (median 32 months), attenuating the detectable HR; the 24-month sensitivity analysis (Additional file 6: Figure S6) partially mitigates this. METABRIC uses DSS as the primary endpoint, following established precedent for that dataset. Two CorePAM genes are absent from the Affymetrix HGU133A platform used in GSE20685 (22/24 = 91.7% coverage); gene dropout sensitivity analysis confirmed minimal impact (Additional file 9: Figure S9). The primary CORE-A clinical baseline was restricted to age and ER status—the two variables consistently available in harmonised form—although expanded models including T-stage and nodal status confirmed independent prognostic value (Additional file 13: Table S3). ER status was unavailable in TCGA-BRCA and GSE20685, restricting CORE-A to age alone in those cohorts. Comparisons with ROR-S and ODX-RS used research-based implementations, not commercial assays. No prospective validation was performed. The current score formulation relies on intra-cohort z-score normalisation, which is appropriate for retrospective multi-cohort validation but does not directly support single-sample scoring in a clinical setting; clinical translation would require a fixed normalisation reference (e.g., platform-specific reference distributions or housekeeping-gene calibration), which is the subject of future technical validation work.</w:t>
+        <w:t xml:space="preserve">This is a retrospective study using public data. TCGA-BRCA has structurally short follow-up (median 32 months), attenuating the detectable HR; the 24-month sensitivity analysis (Additional file 6: Figure S6) partially mitigates this. METABRIC uses DSS as the primary endpoint, following established precedent for that dataset. Two CorePAM genes are absent from the Affymetrix HGU133A platform used in GSE20685 (22/24 = 91.7% coverage); gene dropout sensitivity analysis confirmed minimal impact (Additional file 9: Figure S9). The primary CORE-A clinical baseline was restricted to age and ER status—the two variables consistently available in harmonised form—although expanded models including T-stage and nodal status confirmed independent prognostic value (Additional file 12: Table S2). ER status was unavailable in TCGA-BRCA and GSE20685, restricting CORE-A to age alone in those cohorts. Comparisons with ROR-S and ODX-RS used research-based implementations, not commercial assays. No prospective validation was performed. The current score formulation relies on intra-cohort z-score normalisation, which is appropriate for retrospective multi-cohort validation but does not directly support single-sample scoring in a clinical setting; clinical translation would require a fixed normalisation reference (e.g., platform-specific reference distributions or housekeeping-gene calibration), which is the subject of future technical validation work.</w:t>
       </w:r>
     </w:p>
     <w:bookmarkEnd w:id="88"/>
@@ -6298,7 +6676,7 @@
         <w:pStyle w:val="BodyText"/>
       </w:pPr>
       <w:r>
-        <w:t xml:space="preserve">Additional files 1–14 are available as supplementary material. See the Additional files section at the end of this article for descriptions.</w:t>
+        <w:t xml:space="preserve">Additional files 1–13 are available as supplementary material. See the Additional files section at the end of this article for descriptions.</w:t>
       </w:r>
     </w:p>
     <w:p>
@@ -6439,7 +6817,7 @@
       </w:r>
     </w:p>
     <w:bookmarkEnd w:id="91"/>
-    <w:bookmarkStart w:id="155" w:name="additional-files"/>
+    <w:bookmarkStart w:id="174" w:name="additional-files"/>
     <w:p>
       <w:pPr>
         <w:pStyle w:val="Heading1"/>
@@ -6505,6 +6883,13 @@
           <w:b/>
           <w:bCs/>
         </w:rPr>
+        <w:t xml:space="preserve">Figure 11. </w:t>
+      </w:r>
+      <w:r>
+        <w:rPr>
+          <w:b/>
+          <w:bCs/>
+        </w:rPr>
         <w:t xml:space="preserve">Additional file 1: Figure S1.</w:t>
       </w:r>
       <w:r>
@@ -6596,6 +6981,13 @@
           <w:b/>
           <w:bCs/>
         </w:rPr>
+        <w:t xml:space="preserve">Figure 12. </w:t>
+      </w:r>
+      <w:r>
+        <w:rPr>
+          <w:b/>
+          <w:bCs/>
+        </w:rPr>
         <w:t xml:space="preserve">Additional file 2: Figure S2.</w:t>
       </w:r>
       <w:r>
@@ -6663,6 +7055,13 @@
           <w:b/>
           <w:bCs/>
         </w:rPr>
+        <w:t xml:space="preserve">Figure 13. </w:t>
+      </w:r>
+      <w:r>
+        <w:rPr>
+          <w:b/>
+          <w:bCs/>
+        </w:rPr>
         <w:t xml:space="preserve">Additional file 3: Figure S3.</w:t>
       </w:r>
       <w:r>
@@ -6744,6 +7143,13 @@
           <w:b/>
           <w:bCs/>
         </w:rPr>
+        <w:t xml:space="preserve">Figure 14. </w:t>
+      </w:r>
+      <w:r>
+        <w:rPr>
+          <w:b/>
+          <w:bCs/>
+        </w:rPr>
         <w:t xml:space="preserve">Additional file 4: Figure S4.</w:t>
       </w:r>
       <w:r>
@@ -6811,6 +7217,13 @@
           <w:b/>
           <w:bCs/>
         </w:rPr>
+        <w:t xml:space="preserve">Figure 15. </w:t>
+      </w:r>
+      <w:r>
+        <w:rPr>
+          <w:b/>
+          <w:bCs/>
+        </w:rPr>
         <w:t xml:space="preserve">Additional file 5: Figure S5.</w:t>
       </w:r>
       <w:r>
@@ -6878,6 +7291,13 @@
           <w:b/>
           <w:bCs/>
         </w:rPr>
+        <w:t xml:space="preserve">Figure 16. </w:t>
+      </w:r>
+      <w:r>
+        <w:rPr>
+          <w:b/>
+          <w:bCs/>
+        </w:rPr>
         <w:t xml:space="preserve">Additional file 6: Figure S6.</w:t>
       </w:r>
       <w:r>
@@ -6945,6 +7365,13 @@
           <w:b/>
           <w:bCs/>
         </w:rPr>
+        <w:t xml:space="preserve">Figure 17. </w:t>
+      </w:r>
+      <w:r>
+        <w:rPr>
+          <w:b/>
+          <w:bCs/>
+        </w:rPr>
         <w:t xml:space="preserve">Additional file 7: Figure S7.</w:t>
       </w:r>
       <w:r>
@@ -7012,6 +7439,13 @@
           <w:b/>
           <w:bCs/>
         </w:rPr>
+        <w:t xml:space="preserve">Figure 18. </w:t>
+      </w:r>
+      <w:r>
+        <w:rPr>
+          <w:b/>
+          <w:bCs/>
+        </w:rPr>
         <w:t xml:space="preserve">Additional file 8: Figure S8.</w:t>
       </w:r>
       <w:r>
@@ -7096,6 +7530,13 @@
           <w:b/>
           <w:bCs/>
         </w:rPr>
+        <w:t xml:space="preserve">Figure 19. </w:t>
+      </w:r>
+      <w:r>
+        <w:rPr>
+          <w:b/>
+          <w:bCs/>
+        </w:rPr>
         <w:t xml:space="preserve">Additional file 9: Figure S9.</w:t>
       </w:r>
       <w:r>
@@ -7163,6 +7604,13 @@
           <w:b/>
           <w:bCs/>
         </w:rPr>
+        <w:t xml:space="preserve">Figure 20. </w:t>
+      </w:r>
+      <w:r>
+        <w:rPr>
+          <w:b/>
+          <w:bCs/>
+        </w:rPr>
         <w:t xml:space="preserve">Additional file 10: Figure S10.</w:t>
       </w:r>
       <w:r>
@@ -7178,6 +7626,13 @@
       <w:pPr>
         <w:pStyle w:val="TableCaption"/>
       </w:pPr>
+      <w:r>
+        <w:rPr>
+          <w:b/>
+          <w:bCs/>
+        </w:rPr>
+        <w:t xml:space="preserve">Table 7. </w:t>
+      </w:r>
       <w:r>
         <w:rPr>
           <w:b/>
@@ -7197,7 +7652,7 @@
         <w:tblStyle w:val="Table"/>
         <w:tblW w:type="auto" w:w="0"/>
         <w:tblLook w:firstRow="1" w:lastRow="0" w:firstColumn="0" w:lastColumn="0" w:noHBand="0" w:noVBand="0" w:val="0020"/>
-        <w:tblCaption w:val="Additional file 11: Table S1. CorePAM gene list with elastic-net Cox regression weights (24 genes). Positive weights: higher expression associated with worse survival; negative weights: protective association."/>
+        <w:tblCaption w:val="Table 7. Additional file 11: Table S1. CorePAM gene list with elastic-net Cox regression weights (24 genes). Positive weights: higher expression associated with worse survival; negative weights: protective association."/>
       </w:tblPr>
       <w:tblGrid>
         <w:gridCol w:w="2640"/>
@@ -8489,11 +8944,18 @@
       </w:tr>
     </w:tbl>
     <w:bookmarkEnd w:id="132"/>
-    <w:bookmarkStart w:id="133" w:name="tab:s2-coverage"/>
+    <w:bookmarkStart w:id="133" w:name="tab:s2-expanded"/>
     <w:p>
       <w:pPr>
         <w:pStyle w:val="TableCaption"/>
       </w:pPr>
+      <w:r>
+        <w:rPr>
+          <w:b/>
+          <w:bCs/>
+        </w:rPr>
+        <w:t xml:space="preserve">Table 8. </w:t>
+      </w:r>
       <w:r>
         <w:rPr>
           <w:b/>
@@ -8505,7 +8967,7 @@
         <w:t xml:space="preserve"> </w:t>
       </w:r>
       <w:r>
-        <w:t xml:space="preserve">CorePAM gene coverage by cohort and platform.</w:t>
+        <w:t xml:space="preserve">Expanded CORE-A analysis: CorePAM independence from anatomical staging (T-stage, nodal status). HR per 1 SD CorePAM score from multivariable Cox regression.</w:t>
       </w:r>
     </w:p>
     <w:tbl>
@@ -8513,459 +8975,7 @@
         <w:tblStyle w:val="Table"/>
         <w:tblW w:type="auto" w:w="0"/>
         <w:tblLook w:firstRow="1" w:lastRow="0" w:firstColumn="0" w:lastColumn="0" w:noHBand="0" w:noVBand="0" w:val="0020"/>
-        <w:tblCaption w:val="Additional file 12: Table S2. CorePAM gene coverage by cohort and platform."/>
-      </w:tblPr>
-      <w:tblGrid>
-        <w:gridCol w:w="1584"/>
-        <w:gridCol w:w="1584"/>
-        <w:gridCol w:w="1584"/>
-        <w:gridCol w:w="1584"/>
-        <w:gridCol w:w="1584"/>
-      </w:tblGrid>
-      <w:tr>
-        <w:trPr>
-          <w:tblHeader w:val="on"/>
-        </w:trPr>
-        <w:tc>
-          <w:tcPr/>
-          <w:p>
-            <w:pPr>
-              <w:pStyle w:val="Compact"/>
-              <w:jc w:val="left"/>
-            </w:pPr>
-            <w:r>
-              <w:t xml:space="preserve">Cohort</w:t>
-            </w:r>
-          </w:p>
-        </w:tc>
-        <w:tc>
-          <w:tcPr/>
-          <w:p>
-            <w:pPr>
-              <w:pStyle w:val="Compact"/>
-              <w:jc w:val="left"/>
-            </w:pPr>
-            <w:r>
-              <w:t xml:space="preserve">Platform</w:t>
-            </w:r>
-          </w:p>
-        </w:tc>
-        <w:tc>
-          <w:tcPr/>
-          <w:p>
-            <w:pPr>
-              <w:pStyle w:val="Compact"/>
-              <w:jc w:val="center"/>
-            </w:pPr>
-            <w:r>
-              <w:t xml:space="preserve">Genes</w:t>
-            </w:r>
-          </w:p>
-        </w:tc>
-        <w:tc>
-          <w:tcPr/>
-          <w:p>
-            <w:pPr>
-              <w:pStyle w:val="Compact"/>
-              <w:jc w:val="center"/>
-            </w:pPr>
-            <w:r>
-              <w:t xml:space="preserve">Coverage (%)</w:t>
-            </w:r>
-          </w:p>
-        </w:tc>
-        <w:tc>
-          <w:tcPr/>
-          <w:p>
-            <w:pPr>
-              <w:pStyle w:val="Compact"/>
-              <w:jc w:val="left"/>
-            </w:pPr>
-            <w:r>
-              <w:t xml:space="preserve">Missing genes</w:t>
-            </w:r>
-          </w:p>
-        </w:tc>
-      </w:tr>
-      <w:tr>
-        <w:tc>
-          <w:tcPr/>
-          <w:p>
-            <w:pPr>
-              <w:pStyle w:val="Compact"/>
-              <w:jc w:val="left"/>
-            </w:pPr>
-            <w:r>
-              <w:t xml:space="preserve">SCAN-B</w:t>
-            </w:r>
-          </w:p>
-        </w:tc>
-        <w:tc>
-          <w:tcPr/>
-          <w:p>
-            <w:pPr>
-              <w:pStyle w:val="Compact"/>
-              <w:jc w:val="left"/>
-            </w:pPr>
-            <w:r>
-              <w:t xml:space="preserve">RNA-seq (Illumina)</w:t>
-            </w:r>
-          </w:p>
-        </w:tc>
-        <w:tc>
-          <w:tcPr/>
-          <w:p>
-            <w:pPr>
-              <w:pStyle w:val="Compact"/>
-              <w:jc w:val="center"/>
-            </w:pPr>
-            <w:r>
-              <w:t xml:space="preserve">24/24</w:t>
-            </w:r>
-          </w:p>
-        </w:tc>
-        <w:tc>
-          <w:tcPr/>
-          <w:p>
-            <w:pPr>
-              <w:pStyle w:val="Compact"/>
-              <w:jc w:val="center"/>
-            </w:pPr>
-            <w:r>
-              <w:t xml:space="preserve">100</w:t>
-            </w:r>
-          </w:p>
-        </w:tc>
-        <w:tc>
-          <w:tcPr/>
-          <w:p>
-            <w:pPr>
-              <w:pStyle w:val="Compact"/>
-              <w:jc w:val="left"/>
-            </w:pPr>
-            <w:r>
-              <w:t xml:space="preserve">—</w:t>
-            </w:r>
-          </w:p>
-        </w:tc>
-      </w:tr>
-      <w:tr>
-        <w:tc>
-          <w:tcPr/>
-          <w:p>
-            <w:pPr>
-              <w:pStyle w:val="Compact"/>
-              <w:jc w:val="left"/>
-            </w:pPr>
-            <w:r>
-              <w:t xml:space="preserve">TCGA-BRCA</w:t>
-            </w:r>
-          </w:p>
-        </w:tc>
-        <w:tc>
-          <w:tcPr/>
-          <w:p>
-            <w:pPr>
-              <w:pStyle w:val="Compact"/>
-              <w:jc w:val="left"/>
-            </w:pPr>
-            <w:r>
-              <w:t xml:space="preserve">RNA-seq (STAR/GDC)</w:t>
-            </w:r>
-          </w:p>
-        </w:tc>
-        <w:tc>
-          <w:tcPr/>
-          <w:p>
-            <w:pPr>
-              <w:pStyle w:val="Compact"/>
-              <w:jc w:val="center"/>
-            </w:pPr>
-            <w:r>
-              <w:t xml:space="preserve">23/24</w:t>
-            </w:r>
-          </w:p>
-        </w:tc>
-        <w:tc>
-          <w:tcPr/>
-          <w:p>
-            <w:pPr>
-              <w:pStyle w:val="Compact"/>
-              <w:jc w:val="center"/>
-            </w:pPr>
-            <w:r>
-              <w:t xml:space="preserve">95.8</w:t>
-            </w:r>
-          </w:p>
-        </w:tc>
-        <w:tc>
-          <w:tcPr/>
-          <w:p>
-            <w:pPr>
-              <w:pStyle w:val="Compact"/>
-              <w:jc w:val="left"/>
-            </w:pPr>
-            <w:r>
-              <w:t xml:space="preserve">MIA</w:t>
-            </w:r>
-          </w:p>
-        </w:tc>
-      </w:tr>
-      <w:tr>
-        <w:tc>
-          <w:tcPr/>
-          <w:p>
-            <w:pPr>
-              <w:pStyle w:val="Compact"/>
-              <w:jc w:val="left"/>
-            </w:pPr>
-            <w:r>
-              <w:t xml:space="preserve">METABRIC</w:t>
-            </w:r>
-          </w:p>
-        </w:tc>
-        <w:tc>
-          <w:tcPr/>
-          <w:p>
-            <w:pPr>
-              <w:pStyle w:val="Compact"/>
-              <w:jc w:val="left"/>
-            </w:pPr>
-            <w:r>
-              <w:t xml:space="preserve">Illumina HT-12 microarray</w:t>
-            </w:r>
-          </w:p>
-        </w:tc>
-        <w:tc>
-          <w:tcPr/>
-          <w:p>
-            <w:pPr>
-              <w:pStyle w:val="Compact"/>
-              <w:jc w:val="center"/>
-            </w:pPr>
-            <w:r>
-              <w:t xml:space="preserve">24/24</w:t>
-            </w:r>
-          </w:p>
-        </w:tc>
-        <w:tc>
-          <w:tcPr/>
-          <w:p>
-            <w:pPr>
-              <w:pStyle w:val="Compact"/>
-              <w:jc w:val="center"/>
-            </w:pPr>
-            <w:r>
-              <w:t xml:space="preserve">100</w:t>
-            </w:r>
-          </w:p>
-        </w:tc>
-        <w:tc>
-          <w:tcPr/>
-          <w:p>
-            <w:pPr>
-              <w:pStyle w:val="Compact"/>
-              <w:jc w:val="left"/>
-            </w:pPr>
-            <w:r>
-              <w:t xml:space="preserve">—</w:t>
-            </w:r>
-          </w:p>
-        </w:tc>
-      </w:tr>
-      <w:tr>
-        <w:tc>
-          <w:tcPr/>
-          <w:p>
-            <w:pPr>
-              <w:pStyle w:val="Compact"/>
-              <w:jc w:val="left"/>
-            </w:pPr>
-            <w:r>
-              <w:t xml:space="preserve">GSE20685</w:t>
-            </w:r>
-          </w:p>
-        </w:tc>
-        <w:tc>
-          <w:tcPr/>
-          <w:p>
-            <w:pPr>
-              <w:pStyle w:val="Compact"/>
-              <w:jc w:val="left"/>
-            </w:pPr>
-            <w:r>
-              <w:t xml:space="preserve">Affymetrix HGU133A</w:t>
-            </w:r>
-          </w:p>
-        </w:tc>
-        <w:tc>
-          <w:tcPr/>
-          <w:p>
-            <w:pPr>
-              <w:pStyle w:val="Compact"/>
-              <w:jc w:val="center"/>
-            </w:pPr>
-            <w:r>
-              <w:t xml:space="preserve">22/24</w:t>
-            </w:r>
-          </w:p>
-        </w:tc>
-        <w:tc>
-          <w:tcPr/>
-          <w:p>
-            <w:pPr>
-              <w:pStyle w:val="Compact"/>
-              <w:jc w:val="center"/>
-            </w:pPr>
-            <w:r>
-              <w:t xml:space="preserve">91.7</w:t>
-            </w:r>
-          </w:p>
-        </w:tc>
-        <w:tc>
-          <w:tcPr/>
-          <w:p>
-            <w:pPr>
-              <w:pStyle w:val="Compact"/>
-              <w:jc w:val="left"/>
-            </w:pPr>
-            <w:r>
-              <w:t xml:space="preserve">GPR160, CXXC5</w:t>
-            </w:r>
-          </w:p>
-        </w:tc>
-      </w:tr>
-      <w:tr>
-        <w:tc>
-          <w:tcPr/>
-          <w:p>
-            <w:pPr>
-              <w:pStyle w:val="Compact"/>
-              <w:jc w:val="left"/>
-            </w:pPr>
-            <w:r>
-              <w:t xml:space="preserve">GSE1456</w:t>
-            </w:r>
-          </w:p>
-        </w:tc>
-        <w:tc>
-          <w:tcPr/>
-          <w:p>
-            <w:pPr>
-              <w:pStyle w:val="Compact"/>
-              <w:jc w:val="left"/>
-            </w:pPr>
-            <w:r>
-              <w:t xml:space="preserve">Affymetrix HG-U133A</w:t>
-            </w:r>
-          </w:p>
-        </w:tc>
-        <w:tc>
-          <w:tcPr/>
-          <w:p>
-            <w:pPr>
-              <w:pStyle w:val="Compact"/>
-              <w:jc w:val="center"/>
-            </w:pPr>
-            <w:r>
-              <w:t xml:space="preserve">21/24</w:t>
-            </w:r>
-          </w:p>
-        </w:tc>
-        <w:tc>
-          <w:tcPr/>
-          <w:p>
-            <w:pPr>
-              <w:pStyle w:val="Compact"/>
-              <w:jc w:val="center"/>
-            </w:pPr>
-            <w:r>
-              <w:t xml:space="preserve">87.5</w:t>
-            </w:r>
-          </w:p>
-        </w:tc>
-        <w:tc>
-          <w:tcPr/>
-          <w:p>
-            <w:pPr>
-              <w:pStyle w:val="Compact"/>
-              <w:jc w:val="left"/>
-            </w:pPr>
-            <w:r>
-              <w:t xml:space="preserve">GPR160, CXXC5, KRT17</w:t>
-            </w:r>
-          </w:p>
-        </w:tc>
-      </w:tr>
-      <w:tr>
-        <w:tc>
-          <w:tcPr/>
-          <w:p>
-            <w:pPr>
-              <w:pStyle w:val="Compact"/>
-            </w:pPr>
-          </w:p>
-        </w:tc>
-        <w:tc>
-          <w:tcPr/>
-          <w:p>
-            <w:pPr>
-              <w:pStyle w:val="Compact"/>
-            </w:pPr>
-          </w:p>
-        </w:tc>
-        <w:tc>
-          <w:tcPr/>
-          <w:p>
-            <w:pPr>
-              <w:pStyle w:val="Compact"/>
-            </w:pPr>
-          </w:p>
-        </w:tc>
-        <w:tc>
-          <w:tcPr/>
-          <w:p>
-            <w:pPr>
-              <w:pStyle w:val="Compact"/>
-            </w:pPr>
-          </w:p>
-        </w:tc>
-        <w:tc>
-          <w:tcPr/>
-          <w:p>
-            <w:pPr>
-              <w:pStyle w:val="Compact"/>
-            </w:pPr>
-          </w:p>
-        </w:tc>
-      </w:tr>
-    </w:tbl>
-    <w:bookmarkEnd w:id="133"/>
-    <w:bookmarkStart w:id="134" w:name="tab:s3-expanded"/>
-    <w:p>
-      <w:pPr>
-        <w:pStyle w:val="TableCaption"/>
-      </w:pPr>
-      <w:r>
-        <w:rPr>
-          <w:b/>
-          <w:bCs/>
-        </w:rPr>
-        <w:t xml:space="preserve">Additional file 13: Table S3.</w:t>
-      </w:r>
-      <w:r>
-        <w:t xml:space="preserve"> </w:t>
-      </w:r>
-      <w:r>
-        <w:t xml:space="preserve">Expanded CORE-A analysis: CorePAM independence from anatomical staging (T-stage, nodal status). HR per 1 SD CorePAM score from multivariable Cox regression.</w:t>
-      </w:r>
-    </w:p>
-    <w:tbl>
-      <w:tblPr>
-        <w:tblStyle w:val="Table"/>
-        <w:tblW w:type="auto" w:w="0"/>
-        <w:tblLook w:firstRow="1" w:lastRow="0" w:firstColumn="0" w:lastColumn="0" w:noHBand="0" w:noVBand="0" w:val="0020"/>
-        <w:tblCaption w:val="Additional file 13: Table S3. Expanded CORE-A analysis: CorePAM independence from anatomical staging (T-stage, nodal status). HR per 1 SD CorePAM score from multivariable Cox regression."/>
+        <w:tblCaption w:val="Table 8. Additional file 12: Table S2. Expanded CORE-A analysis: CorePAM independence from anatomical staging (T-stage, nodal status). HR per 1 SD CorePAM score from multivariable Cox regression."/>
       </w:tblPr>
       <w:tblGrid>
         <w:gridCol w:w="990"/>
@@ -9568,8 +9578,8 @@
         </w:tc>
       </w:tr>
     </w:tbl>
-    <w:bookmarkEnd w:id="134"/>
-    <w:bookmarkStart w:id="135" w:name="tab:s4-genefu"/>
+    <w:bookmarkEnd w:id="133"/>
+    <w:bookmarkStart w:id="134" w:name="tab:s3-genefu"/>
     <w:p>
       <w:pPr>
         <w:pStyle w:val="TableCaption"/>
@@ -9579,7 +9589,14 @@
           <w:b/>
           <w:bCs/>
         </w:rPr>
-        <w:t xml:space="preserve">Additional file 14: Table S4.</w:t>
+        <w:t xml:space="preserve">Table 9. </w:t>
+      </w:r>
+      <w:r>
+        <w:rPr>
+          <w:b/>
+          <w:bCs/>
+        </w:rPr>
+        <w:t xml:space="preserve">Additional file 13: Table S3.</w:t>
       </w:r>
       <w:r>
         <w:t xml:space="preserve"> </w:t>
@@ -9593,7 +9610,7 @@
         <w:tblStyle w:val="Table"/>
         <w:tblW w:type="auto" w:w="0"/>
         <w:tblLook w:firstRow="1" w:lastRow="0" w:firstColumn="0" w:lastColumn="0" w:noHBand="0" w:noVBand="0" w:val="0020"/>
-        <w:tblCaption w:val="Additional file 14: Table S4. Head-to-head C-index comparison: CorePAM (24 genes) vs research-based ROR-S (50 genes) and OncotypeDX-RS (21 genes). All scores per 1 SD."/>
+        <w:tblCaption w:val="Table 9. Additional file 13: Table S3. Head-to-head C-index comparison: CorePAM (24 genes) vs research-based ROR-S (50 genes) and OncotypeDX-RS (21 genes). All scores per 1 SD."/>
       </w:tblPr>
       <w:tblGrid>
         <w:gridCol w:w="990"/>
@@ -10165,9 +10182,9 @@
         </w:tc>
       </w:tr>
     </w:tbl>
-    <w:bookmarkEnd w:id="135"/>
-    <w:bookmarkStart w:id="154" w:name="refs"/>
-    <w:bookmarkStart w:id="136" w:name="ref-botan2026"/>
+    <w:bookmarkEnd w:id="134"/>
+    <w:bookmarkStart w:id="173" w:name="refs"/>
+    <w:bookmarkStart w:id="135" w:name="ref-botan2026"/>
     <w:p>
       <w:pPr>
         <w:pStyle w:val="Bibliography"/>
@@ -10214,8 +10231,8 @@
         <w:t xml:space="preserve">.</w:t>
       </w:r>
     </w:p>
-    <w:bookmarkEnd w:id="136"/>
-    <w:bookmarkStart w:id="137" w:name="ref-brueffer2018"/>
+    <w:bookmarkEnd w:id="135"/>
+    <w:bookmarkStart w:id="136" w:name="ref-brueffer2018"/>
     <w:p>
       <w:pPr>
         <w:pStyle w:val="Bibliography"/>
@@ -10270,8 +10287,8 @@
         <w:t xml:space="preserve">2: 1–18.</w:t>
       </w:r>
     </w:p>
-    <w:bookmarkEnd w:id="137"/>
-    <w:bookmarkStart w:id="138" w:name="ref-tcga2012"/>
+    <w:bookmarkEnd w:id="136"/>
+    <w:bookmarkStart w:id="137" w:name="ref-tcga2012"/>
     <w:p>
       <w:pPr>
         <w:pStyle w:val="Bibliography"/>
@@ -10302,6 +10319,38 @@
         <w:t xml:space="preserve">490 (7418): 61–70.</w:t>
       </w:r>
     </w:p>
+    <w:bookmarkEnd w:id="137"/>
+    <w:bookmarkStart w:id="138" w:name="ref-cardoso2016"/>
+    <w:p>
+      <w:pPr>
+        <w:pStyle w:val="Bibliography"/>
+      </w:pPr>
+      <w:r>
+        <w:t xml:space="preserve">Cardoso, Fatima, Laura J. van’t Veer, Jan Bogaerts, Leen Slaets, Giuseppe Viale, Suzette Delaloge, Jean-Yves Pierga, et al. 2016.</w:t>
+      </w:r>
+      <w:r>
+        <w:t xml:space="preserve"> </w:t>
+      </w:r>
+      <w:r>
+        <w:t xml:space="preserve">“70-Gene Signature as an Aid to Treatment Decisions in Early-Stage Breast Cancer.”</w:t>
+      </w:r>
+      <w:r>
+        <w:t xml:space="preserve"> </w:t>
+      </w:r>
+      <w:r>
+        <w:rPr>
+          <w:i/>
+          <w:iCs/>
+        </w:rPr>
+        <w:t xml:space="preserve">N Engl J Med</w:t>
+      </w:r>
+      <w:r>
+        <w:t xml:space="preserve"> </w:t>
+      </w:r>
+      <w:r>
+        <w:t xml:space="preserve">375 (8): 717–29.</w:t>
+      </w:r>
+    </w:p>
     <w:bookmarkEnd w:id="138"/>
     <w:bookmarkStart w:id="139" w:name="ref-curtis2012"/>
     <w:p>
@@ -10335,7 +10384,39 @@
       </w:r>
     </w:p>
     <w:bookmarkEnd w:id="139"/>
-    <w:bookmarkStart w:id="140" w:name="ref-esserman2012"/>
+    <w:bookmarkStart w:id="140" w:name="ref-dersimonian1986"/>
+    <w:p>
+      <w:pPr>
+        <w:pStyle w:val="Bibliography"/>
+      </w:pPr>
+      <w:r>
+        <w:t xml:space="preserve">DerSimonian, Rebecca, and Nan Laird. 1986.</w:t>
+      </w:r>
+      <w:r>
+        <w:t xml:space="preserve"> </w:t>
+      </w:r>
+      <w:r>
+        <w:t xml:space="preserve">“Meta-Analysis in Clinical Trials.”</w:t>
+      </w:r>
+      <w:r>
+        <w:t xml:space="preserve"> </w:t>
+      </w:r>
+      <w:r>
+        <w:rPr>
+          <w:i/>
+          <w:iCs/>
+        </w:rPr>
+        <w:t xml:space="preserve">Control Clin Trials</w:t>
+      </w:r>
+      <w:r>
+        <w:t xml:space="preserve"> </w:t>
+      </w:r>
+      <w:r>
+        <w:t xml:space="preserve">7 (3): 177–88.</w:t>
+      </w:r>
+    </w:p>
+    <w:bookmarkEnd w:id="140"/>
+    <w:bookmarkStart w:id="141" w:name="ref-esserman2012"/>
     <w:p>
       <w:pPr>
         <w:pStyle w:val="Bibliography"/>
@@ -10375,8 +10456,148 @@
         <w:t xml:space="preserve">132 (3): 1049–62.</w:t>
       </w:r>
     </w:p>
-    <w:bookmarkEnd w:id="140"/>
-    <w:bookmarkStart w:id="141" w:name="ref-harrell1982"/>
+    <w:bookmarkEnd w:id="141"/>
+    <w:bookmarkStart w:id="142" w:name="ref-fine1999"/>
+    <w:p>
+      <w:pPr>
+        <w:pStyle w:val="Bibliography"/>
+      </w:pPr>
+      <w:r>
+        <w:t xml:space="preserve">Fine, Jason P., and Robert J. Gray. 1999.</w:t>
+      </w:r>
+      <w:r>
+        <w:t xml:space="preserve"> </w:t>
+      </w:r>
+      <w:r>
+        <w:t xml:space="preserve">“A Proportional Hazards Model for the Subdistribution of a Competing Risk.”</w:t>
+      </w:r>
+      <w:r>
+        <w:t xml:space="preserve"> </w:t>
+      </w:r>
+      <w:r>
+        <w:rPr>
+          <w:i/>
+          <w:iCs/>
+        </w:rPr>
+        <w:t xml:space="preserve">J Am Stat Assoc</w:t>
+      </w:r>
+      <w:r>
+        <w:t xml:space="preserve"> </w:t>
+      </w:r>
+      <w:r>
+        <w:t xml:space="preserve">94 (446): 496–509.</w:t>
+      </w:r>
+    </w:p>
+    <w:bookmarkEnd w:id="142"/>
+    <w:bookmarkStart w:id="143" w:name="ref-friedman2010"/>
+    <w:p>
+      <w:pPr>
+        <w:pStyle w:val="Bibliography"/>
+      </w:pPr>
+      <w:r>
+        <w:t xml:space="preserve">Friedman, Jerome, Trevor Hastie, and Rob Tibshirani. 2010.</w:t>
+      </w:r>
+      <w:r>
+        <w:t xml:space="preserve"> </w:t>
+      </w:r>
+      <w:r>
+        <w:t xml:space="preserve">“Regularization Paths for Generalized Linear Models via Coordinate Descent.”</w:t>
+      </w:r>
+      <w:r>
+        <w:t xml:space="preserve"> </w:t>
+      </w:r>
+      <w:r>
+        <w:rPr>
+          <w:i/>
+          <w:iCs/>
+        </w:rPr>
+        <w:t xml:space="preserve">J Stat Softw</w:t>
+      </w:r>
+      <w:r>
+        <w:t xml:space="preserve"> </w:t>
+      </w:r>
+      <w:r>
+        <w:t xml:space="preserve">33 (1): 1–22.</w:t>
+      </w:r>
+    </w:p>
+    <w:bookmarkEnd w:id="143"/>
+    <w:bookmarkStart w:id="144" w:name="ref-gendoo2016"/>
+    <w:p>
+      <w:pPr>
+        <w:pStyle w:val="Bibliography"/>
+      </w:pPr>
+      <w:r>
+        <w:t xml:space="preserve">Gendoo, Deena M. A., Natchar Ratanasirigulchai, Markus S. Schröder, Laia Paré, Joel S. Parker, Aleix Prat, and Benjamin Haibe-Kains. 2016.</w:t>
+      </w:r>
+      <w:r>
+        <w:t xml:space="preserve"> </w:t>
+      </w:r>
+      <w:r>
+        <w:t xml:space="preserve">“Genefu: An</w:t>
+      </w:r>
+      <w:r>
+        <w:t xml:space="preserve"> </w:t>
+      </w:r>
+      <w:r>
+        <w:t xml:space="preserve">R/Bioconductor</w:t>
+      </w:r>
+      <w:r>
+        <w:t xml:space="preserve"> </w:t>
+      </w:r>
+      <w:r>
+        <w:t xml:space="preserve">Package for Computation of Gene Expression-Based Signatures in Breast Cancer.”</w:t>
+      </w:r>
+      <w:r>
+        <w:t xml:space="preserve"> </w:t>
+      </w:r>
+      <w:r>
+        <w:rPr>
+          <w:i/>
+          <w:iCs/>
+        </w:rPr>
+        <w:t xml:space="preserve">Bioinformatics</w:t>
+      </w:r>
+      <w:r>
+        <w:t xml:space="preserve"> </w:t>
+      </w:r>
+      <w:r>
+        <w:t xml:space="preserve">32 (7): 1097–99.</w:t>
+      </w:r>
+    </w:p>
+    <w:bookmarkEnd w:id="144"/>
+    <w:bookmarkStart w:id="145" w:name="ref-grambsch1994"/>
+    <w:p>
+      <w:pPr>
+        <w:pStyle w:val="Bibliography"/>
+      </w:pPr>
+      <w:r>
+        <w:t xml:space="preserve">Grambsch, Patricia M., and Terry M. Therneau. 1994.</w:t>
+      </w:r>
+      <w:r>
+        <w:t xml:space="preserve"> </w:t>
+      </w:r>
+      <w:r>
+        <w:t xml:space="preserve">“Proportional Hazards Tests and Diagnostics Based on Weighted Residuals.”</w:t>
+      </w:r>
+      <w:r>
+        <w:t xml:space="preserve"> </w:t>
+      </w:r>
+      <w:r>
+        <w:rPr>
+          <w:i/>
+          <w:iCs/>
+        </w:rPr>
+        <w:t xml:space="preserve">Biometrika</w:t>
+      </w:r>
+      <w:r>
+        <w:t xml:space="preserve"> </w:t>
+      </w:r>
+      <w:r>
+        <w:t xml:space="preserve">81 (3): 515–26.</w:t>
+      </w:r>
+    </w:p>
+    <w:bookmarkEnd w:id="145"/>
+    <w:bookmarkStart w:id="146" w:name="ref-harrell1982"/>
     <w:p>
       <w:pPr>
         <w:pStyle w:val="Bibliography"/>
@@ -10407,8 +10628,8 @@
         <w:t xml:space="preserve">247 (18): 2543–46.</w:t>
       </w:r>
     </w:p>
-    <w:bookmarkEnd w:id="141"/>
-    <w:bookmarkStart w:id="142" w:name="ref-hartung2001"/>
+    <w:bookmarkEnd w:id="146"/>
+    <w:bookmarkStart w:id="147" w:name="ref-hartung2001"/>
     <w:p>
       <w:pPr>
         <w:pStyle w:val="Bibliography"/>
@@ -10439,8 +10660,8 @@
         <w:t xml:space="preserve">20 (24): 3875–89.</w:t>
       </w:r>
     </w:p>
-    <w:bookmarkEnd w:id="142"/>
-    <w:bookmarkStart w:id="143" w:name="ref-hatzis2011"/>
+    <w:bookmarkEnd w:id="147"/>
+    <w:bookmarkStart w:id="148" w:name="ref-hatzis2011"/>
     <w:p>
       <w:pPr>
         <w:pStyle w:val="Bibliography"/>
@@ -10471,8 +10692,40 @@
         <w:t xml:space="preserve">305 (18): 1873–81.</w:t>
       </w:r>
     </w:p>
-    <w:bookmarkEnd w:id="143"/>
-    <w:bookmarkStart w:id="144" w:name="ref-kao2011"/>
+    <w:bookmarkEnd w:id="148"/>
+    <w:bookmarkStart w:id="149" w:name="ref-higgins2003"/>
+    <w:p>
+      <w:pPr>
+        <w:pStyle w:val="Bibliography"/>
+      </w:pPr>
+      <w:r>
+        <w:t xml:space="preserve">Higgins, Julian P. T., Simon G. Thompson, Jonathan J. Deeks, and Douglas G. Altman. 2003.</w:t>
+      </w:r>
+      <w:r>
+        <w:t xml:space="preserve"> </w:t>
+      </w:r>
+      <w:r>
+        <w:t xml:space="preserve">“Measuring Inconsistency in Meta-Analyses.”</w:t>
+      </w:r>
+      <w:r>
+        <w:t xml:space="preserve"> </w:t>
+      </w:r>
+      <w:r>
+        <w:rPr>
+          <w:i/>
+          <w:iCs/>
+        </w:rPr>
+        <w:t xml:space="preserve">BMJ</w:t>
+      </w:r>
+      <w:r>
+        <w:t xml:space="preserve"> </w:t>
+      </w:r>
+      <w:r>
+        <w:t xml:space="preserve">327 (7414): 557–60.</w:t>
+      </w:r>
+    </w:p>
+    <w:bookmarkEnd w:id="149"/>
+    <w:bookmarkStart w:id="150" w:name="ref-kao2011"/>
     <w:p>
       <w:pPr>
         <w:pStyle w:val="Bibliography"/>
@@ -10503,8 +10756,8 @@
         <w:t xml:space="preserve">11: 143.</w:t>
       </w:r>
     </w:p>
-    <w:bookmarkEnd w:id="144"/>
-    <w:bookmarkStart w:id="145" w:name="ref-maqc2010"/>
+    <w:bookmarkEnd w:id="150"/>
+    <w:bookmarkStart w:id="151" w:name="ref-maqc2010"/>
     <w:p>
       <w:pPr>
         <w:pStyle w:val="Bibliography"/>
@@ -10547,8 +10800,8 @@
         <w:t xml:space="preserve">28 (8): 827–38.</w:t>
       </w:r>
     </w:p>
-    <w:bookmarkEnd w:id="145"/>
-    <w:bookmarkStart w:id="146" w:name="ref-miyake2012"/>
+    <w:bookmarkEnd w:id="151"/>
+    <w:bookmarkStart w:id="152" w:name="ref-miyake2012"/>
     <w:p>
       <w:pPr>
         <w:pStyle w:val="Bibliography"/>
@@ -10597,8 +10850,82 @@
         <w:t xml:space="preserve">103 (5): 913–20.</w:t>
       </w:r>
     </w:p>
-    <w:bookmarkEnd w:id="146"/>
-    <w:bookmarkStart w:id="147" w:name="ref-nielsen2014"/>
+    <w:bookmarkEnd w:id="152"/>
+    <w:bookmarkStart w:id="153" w:name="ref-moons2015"/>
+    <w:p>
+      <w:pPr>
+        <w:pStyle w:val="Bibliography"/>
+      </w:pPr>
+      <w:r>
+        <w:t xml:space="preserve">Moons, Karel G. M., Douglas G. Altman, Johannes B. Reitsma, John P. A. Ioannidis, Petra Macaskill, Ewout W. Steyerberg, Andrew J. Vickers, David F. Ransohoff, and Gary S. Collins. 2015.</w:t>
+      </w:r>
+      <w:r>
+        <w:t xml:space="preserve"> </w:t>
+      </w:r>
+      <w:r>
+        <w:t xml:space="preserve">“Transparent</w:t>
+      </w:r>
+      <w:r>
+        <w:t xml:space="preserve"> </w:t>
+      </w:r>
+      <w:r>
+        <w:t xml:space="preserve">R</w:t>
+      </w:r>
+      <w:r>
+        <w:t xml:space="preserve">eporting of a Multivariable Prediction Model for</w:t>
+      </w:r>
+      <w:r>
+        <w:t xml:space="preserve"> </w:t>
+      </w:r>
+      <w:r>
+        <w:t xml:space="preserve">I</w:t>
+      </w:r>
+      <w:r>
+        <w:t xml:space="preserve">ndividual</w:t>
+      </w:r>
+      <w:r>
+        <w:t xml:space="preserve"> </w:t>
+      </w:r>
+      <w:r>
+        <w:t xml:space="preserve">P</w:t>
+      </w:r>
+      <w:r>
+        <w:t xml:space="preserve">rognosis or</w:t>
+      </w:r>
+      <w:r>
+        <w:t xml:space="preserve"> </w:t>
+      </w:r>
+      <w:r>
+        <w:t xml:space="preserve">D</w:t>
+      </w:r>
+      <w:r>
+        <w:t xml:space="preserve">iagnosis (</w:t>
+      </w:r>
+      <w:r>
+        <w:t xml:space="preserve">TRIPOD</w:t>
+      </w:r>
+      <w:r>
+        <w:t xml:space="preserve">): Explanation and Elaboration.”</w:t>
+      </w:r>
+      <w:r>
+        <w:t xml:space="preserve"> </w:t>
+      </w:r>
+      <w:r>
+        <w:rPr>
+          <w:i/>
+          <w:iCs/>
+        </w:rPr>
+        <w:t xml:space="preserve">Ann Intern Med</w:t>
+      </w:r>
+      <w:r>
+        <w:t xml:space="preserve"> </w:t>
+      </w:r>
+      <w:r>
+        <w:t xml:space="preserve">162 (1): W1–73.</w:t>
+      </w:r>
+    </w:p>
+    <w:bookmarkEnd w:id="153"/>
+    <w:bookmarkStart w:id="154" w:name="ref-nielsen2014"/>
     <w:p>
       <w:pPr>
         <w:pStyle w:val="Bibliography"/>
@@ -10662,8 +10989,40 @@
         <w:t xml:space="preserve">14: 177.</w:t>
       </w:r>
     </w:p>
-    <w:bookmarkEnd w:id="147"/>
-    <w:bookmarkStart w:id="148" w:name="ref-parker2009"/>
+    <w:bookmarkEnd w:id="154"/>
+    <w:bookmarkStart w:id="155" w:name="ref-paik2004"/>
+    <w:p>
+      <w:pPr>
+        <w:pStyle w:val="Bibliography"/>
+      </w:pPr>
+      <w:r>
+        <w:t xml:space="preserve">Paik, Soonmyung, Steven Shak, Gerald Tang, Chungyeul Kim, Joffre Baker, Maureen Cronin, Frederick L. Baehner, et al. 2004.</w:t>
+      </w:r>
+      <w:r>
+        <w:t xml:space="preserve"> </w:t>
+      </w:r>
+      <w:r>
+        <w:t xml:space="preserve">“A Multigene Assay to Predict Recurrence of Tamoxifen-Treated, Node-Negative Breast Cancer.”</w:t>
+      </w:r>
+      <w:r>
+        <w:t xml:space="preserve"> </w:t>
+      </w:r>
+      <w:r>
+        <w:rPr>
+          <w:i/>
+          <w:iCs/>
+        </w:rPr>
+        <w:t xml:space="preserve">N Engl J Med</w:t>
+      </w:r>
+      <w:r>
+        <w:t xml:space="preserve"> </w:t>
+      </w:r>
+      <w:r>
+        <w:t xml:space="preserve">351 (27): 2817–26.</w:t>
+      </w:r>
+    </w:p>
+    <w:bookmarkEnd w:id="155"/>
+    <w:bookmarkStart w:id="156" w:name="ref-parker2009"/>
     <w:p>
       <w:pPr>
         <w:pStyle w:val="Bibliography"/>
@@ -10694,8 +11053,8 @@
         <w:t xml:space="preserve">27 (8): 1160–67.</w:t>
       </w:r>
     </w:p>
-    <w:bookmarkEnd w:id="148"/>
-    <w:bookmarkStart w:id="149" w:name="ref-pawitan2005"/>
+    <w:bookmarkEnd w:id="156"/>
+    <w:bookmarkStart w:id="157" w:name="ref-pawitan2005"/>
     <w:p>
       <w:pPr>
         <w:pStyle w:val="Bibliography"/>
@@ -10726,8 +11085,160 @@
         <w:t xml:space="preserve">7 (6): R953–64.</w:t>
       </w:r>
     </w:p>
-    <w:bookmarkEnd w:id="149"/>
-    <w:bookmarkStart w:id="150" w:name="ref-saal2015"/>
+    <w:bookmarkEnd w:id="157"/>
+    <w:bookmarkStart w:id="158" w:name="ref-perou2000"/>
+    <w:p>
+      <w:pPr>
+        <w:pStyle w:val="Bibliography"/>
+      </w:pPr>
+      <w:r>
+        <w:t xml:space="preserve">Perou, Charles M., Therese Sørlie, Michael B. Eisen, Matt van de Rijn, Stefanie S. Jeffrey, Christian A. Rees, Jonathan R. Pollack, et al. 2000.</w:t>
+      </w:r>
+      <w:r>
+        <w:t xml:space="preserve"> </w:t>
+      </w:r>
+      <w:r>
+        <w:t xml:space="preserve">“Molecular Portraits of Human Breast Tumours.”</w:t>
+      </w:r>
+      <w:r>
+        <w:t xml:space="preserve"> </w:t>
+      </w:r>
+      <w:r>
+        <w:rPr>
+          <w:i/>
+          <w:iCs/>
+        </w:rPr>
+        <w:t xml:space="preserve">Nature</w:t>
+      </w:r>
+      <w:r>
+        <w:t xml:space="preserve"> </w:t>
+      </w:r>
+      <w:r>
+        <w:t xml:space="preserve">406 (6797): 747–52.</w:t>
+      </w:r>
+    </w:p>
+    <w:bookmarkEnd w:id="158"/>
+    <w:bookmarkStart w:id="159" w:name="ref-prat2015"/>
+    <w:p>
+      <w:pPr>
+        <w:pStyle w:val="Bibliography"/>
+      </w:pPr>
+      <w:r>
+        <w:t xml:space="preserve">Prat, Aleix, Cheng Fan, Aranzazu Fernández, Katherine A. Hoadley, Rossella Martinello, Maggie Vber, Lisa A. Carey, and Charles M. Perou. 2015.</w:t>
+      </w:r>
+      <w:r>
+        <w:t xml:space="preserve"> </w:t>
+      </w:r>
+      <w:r>
+        <w:t xml:space="preserve">“Response and Survival of Breast Cancer Intrinsic Subtypes Following Multi-Agent Neoadjuvant Chemotherapy.”</w:t>
+      </w:r>
+      <w:r>
+        <w:t xml:space="preserve"> </w:t>
+      </w:r>
+      <w:r>
+        <w:rPr>
+          <w:i/>
+          <w:iCs/>
+        </w:rPr>
+        <w:t xml:space="preserve">BMC Med</w:t>
+      </w:r>
+      <w:r>
+        <w:t xml:space="preserve"> </w:t>
+      </w:r>
+      <w:r>
+        <w:t xml:space="preserve">13: 303.</w:t>
+      </w:r>
+    </w:p>
+    <w:bookmarkEnd w:id="159"/>
+    <w:bookmarkStart w:id="160" w:name="ref-robinson2010"/>
+    <w:p>
+      <w:pPr>
+        <w:pStyle w:val="Bibliography"/>
+      </w:pPr>
+      <w:r>
+        <w:t xml:space="preserve">Robinson, Mark D., Davis J. McCarthy, and Gordon K. Smyth. 2010.</w:t>
+      </w:r>
+      <w:r>
+        <w:t xml:space="preserve"> </w:t>
+      </w:r>
+      <w:r>
+        <w:t xml:space="preserve">“</w:t>
+      </w:r>
+      <w:r>
+        <w:t xml:space="preserve">edgeR</w:t>
+      </w:r>
+      <w:r>
+        <w:t xml:space="preserve">: A</w:t>
+      </w:r>
+      <w:r>
+        <w:t xml:space="preserve"> </w:t>
+      </w:r>
+      <w:r>
+        <w:t xml:space="preserve">B</w:t>
+      </w:r>
+      <w:r>
+        <w:t xml:space="preserve">ioconductor Package for Differential Expression Analysis of Digital Gene Expression Data.”</w:t>
+      </w:r>
+      <w:r>
+        <w:t xml:space="preserve"> </w:t>
+      </w:r>
+      <w:r>
+        <w:rPr>
+          <w:i/>
+          <w:iCs/>
+        </w:rPr>
+        <w:t xml:space="preserve">Bioinformatics</w:t>
+      </w:r>
+      <w:r>
+        <w:t xml:space="preserve"> </w:t>
+      </w:r>
+      <w:r>
+        <w:t xml:space="preserve">26 (1): 139–40.</w:t>
+      </w:r>
+    </w:p>
+    <w:bookmarkEnd w:id="160"/>
+    <w:bookmarkStart w:id="161" w:name="ref-royston2004"/>
+    <w:p>
+      <w:pPr>
+        <w:pStyle w:val="Bibliography"/>
+      </w:pPr>
+      <w:r>
+        <w:t xml:space="preserve">Royston, Patrick, and Douglas G. Altman. 2013.</w:t>
+      </w:r>
+      <w:r>
+        <w:t xml:space="preserve"> </w:t>
+      </w:r>
+      <w:r>
+        <w:t xml:space="preserve">“External Validation of a</w:t>
+      </w:r>
+      <w:r>
+        <w:t xml:space="preserve"> </w:t>
+      </w:r>
+      <w:r>
+        <w:t xml:space="preserve">C</w:t>
+      </w:r>
+      <w:r>
+        <w:t xml:space="preserve">ox Prognostic Model: Principles and Methods.”</w:t>
+      </w:r>
+      <w:r>
+        <w:t xml:space="preserve"> </w:t>
+      </w:r>
+      <w:r>
+        <w:rPr>
+          <w:i/>
+          <w:iCs/>
+        </w:rPr>
+        <w:t xml:space="preserve">BMC Med Res Methodol</w:t>
+      </w:r>
+      <w:r>
+        <w:t xml:space="preserve"> </w:t>
+      </w:r>
+      <w:r>
+        <w:t xml:space="preserve">13: 33.</w:t>
+      </w:r>
+    </w:p>
+    <w:bookmarkEnd w:id="161"/>
+    <w:bookmarkStart w:id="162" w:name="ref-saal2015"/>
     <w:p>
       <w:pPr>
         <w:pStyle w:val="Bibliography"/>
@@ -10767,32 +11278,29 @@
         <w:t xml:space="preserve">7: 20.</w:t>
       </w:r>
     </w:p>
-    <w:bookmarkEnd w:id="150"/>
-    <w:bookmarkStart w:id="151" w:name="ref-viechtbauer2010"/>
+    <w:bookmarkEnd w:id="162"/>
+    <w:bookmarkStart w:id="163" w:name="ref-simon2011"/>
     <w:p>
       <w:pPr>
         <w:pStyle w:val="Bibliography"/>
       </w:pPr>
       <w:r>
-        <w:t xml:space="preserve">Viechtbauer, Wolfgang. 2010.</w:t>
-      </w:r>
-      <w:r>
-        <w:t xml:space="preserve"> </w:t>
-      </w:r>
-      <w:r>
-        <w:t xml:space="preserve">“Conducting Meta-Analyses in</w:t>
-      </w:r>
-      <w:r>
-        <w:t xml:space="preserve"> </w:t>
-      </w:r>
-      <w:r>
-        <w:t xml:space="preserve">R</w:t>
-      </w:r>
-      <w:r>
-        <w:t xml:space="preserve"> </w:t>
-      </w:r>
-      <w:r>
-        <w:t xml:space="preserve">with the Metafor Package.”</w:t>
+        <w:t xml:space="preserve">Simon, Noah, Jerome Friedman, Trevor Hastie, and Rob Tibshirani. 2011.</w:t>
+      </w:r>
+      <w:r>
+        <w:t xml:space="preserve"> </w:t>
+      </w:r>
+      <w:r>
+        <w:t xml:space="preserve">“Regularization Paths for</w:t>
+      </w:r>
+      <w:r>
+        <w:t xml:space="preserve"> </w:t>
+      </w:r>
+      <w:r>
+        <w:t xml:space="preserve">C</w:t>
+      </w:r>
+      <w:r>
+        <w:t xml:space="preserve">ox’s Proportional Hazards Model via Coordinate Descent.”</w:t>
       </w:r>
       <w:r>
         <w:t xml:space="preserve"> </w:t>
@@ -10808,11 +11316,268 @@
         <w:t xml:space="preserve"> </w:t>
       </w:r>
       <w:r>
+        <w:t xml:space="preserve">39 (5): 1–13.</w:t>
+      </w:r>
+    </w:p>
+    <w:bookmarkEnd w:id="163"/>
+    <w:bookmarkStart w:id="164" w:name="ref-sorlie2001"/>
+    <w:p>
+      <w:pPr>
+        <w:pStyle w:val="Bibliography"/>
+      </w:pPr>
+      <w:r>
+        <w:t xml:space="preserve">Sørlie, Therese, Charles M. Perou, Robert Tibshirani, Turid Aas, Stephanie Geisler, Hilde Johnsen, Trevor Hastie, et al. 2001.</w:t>
+      </w:r>
+      <w:r>
+        <w:t xml:space="preserve"> </w:t>
+      </w:r>
+      <w:r>
+        <w:t xml:space="preserve">“Gene Expression Patterns of Breast Carcinomas Distinguish Tumor Subclasses with Clinical Implications.”</w:t>
+      </w:r>
+      <w:r>
+        <w:t xml:space="preserve"> </w:t>
+      </w:r>
+      <w:r>
+        <w:rPr>
+          <w:i/>
+          <w:iCs/>
+        </w:rPr>
+        <w:t xml:space="preserve">Proc Natl Acad Sci U S A</w:t>
+      </w:r>
+      <w:r>
+        <w:t xml:space="preserve"> </w:t>
+      </w:r>
+      <w:r>
+        <w:t xml:space="preserve">98 (19): 10869–74.</w:t>
+      </w:r>
+    </w:p>
+    <w:bookmarkEnd w:id="164"/>
+    <w:bookmarkStart w:id="165" w:name="ref-sparano2018"/>
+    <w:p>
+      <w:pPr>
+        <w:pStyle w:val="Bibliography"/>
+      </w:pPr>
+      <w:r>
+        <w:t xml:space="preserve">Sparano, Joseph A., Robert J. Gray, Della F. Makower, Kathleen I. Pritchard, Kathy S. Albain, Daniel F. Hayes, Charles E. Geyer Jr., et al. 2018.</w:t>
+      </w:r>
+      <w:r>
+        <w:t xml:space="preserve"> </w:t>
+      </w:r>
+      <w:r>
+        <w:t xml:space="preserve">“Adjuvant Chemotherapy Guided by a 21-Gene Expression Assay in Breast Cancer.”</w:t>
+      </w:r>
+      <w:r>
+        <w:t xml:space="preserve"> </w:t>
+      </w:r>
+      <w:r>
+        <w:rPr>
+          <w:i/>
+          <w:iCs/>
+        </w:rPr>
+        <w:t xml:space="preserve">N Engl J Med</w:t>
+      </w:r>
+      <w:r>
+        <w:t xml:space="preserve"> </w:t>
+      </w:r>
+      <w:r>
+        <w:t xml:space="preserve">379 (2): 111–21.</w:t>
+      </w:r>
+    </w:p>
+    <w:bookmarkEnd w:id="165"/>
+    <w:bookmarkStart w:id="166" w:name="ref-therneau2000"/>
+    <w:p>
+      <w:pPr>
+        <w:pStyle w:val="Bibliography"/>
+      </w:pPr>
+      <w:r>
+        <w:t xml:space="preserve">Therneau, Terry M., and Patricia M. Grambsch. 2000.</w:t>
+      </w:r>
+      <w:r>
+        <w:t xml:space="preserve"> </w:t>
+      </w:r>
+      <w:r>
+        <w:rPr>
+          <w:i/>
+          <w:iCs/>
+        </w:rPr>
+        <w:t xml:space="preserve">Modeling Survival Data: Extending the</w:t>
+      </w:r>
+      <w:r>
+        <w:rPr>
+          <w:i/>
+          <w:iCs/>
+        </w:rPr>
+        <w:t xml:space="preserve"> </w:t>
+      </w:r>
+      <w:r>
+        <w:rPr>
+          <w:i/>
+          <w:iCs/>
+        </w:rPr>
+        <w:t xml:space="preserve">C</w:t>
+      </w:r>
+      <w:r>
+        <w:rPr>
+          <w:i/>
+          <w:iCs/>
+        </w:rPr>
+        <w:t xml:space="preserve">ox Model</w:t>
+      </w:r>
+      <w:r>
+        <w:t xml:space="preserve">. New York: Springer.</w:t>
+      </w:r>
+    </w:p>
+    <w:bookmarkEnd w:id="166"/>
+    <w:bookmarkStart w:id="167" w:name="ref-tibshirani1997"/>
+    <w:p>
+      <w:pPr>
+        <w:pStyle w:val="Bibliography"/>
+      </w:pPr>
+      <w:r>
+        <w:t xml:space="preserve">Tibshirani, Robert. 1997.</w:t>
+      </w:r>
+      <w:r>
+        <w:t xml:space="preserve"> </w:t>
+      </w:r>
+      <w:r>
+        <w:t xml:space="preserve">“The Lasso Method for Variable Selection in the</w:t>
+      </w:r>
+      <w:r>
+        <w:t xml:space="preserve"> </w:t>
+      </w:r>
+      <w:r>
+        <w:t xml:space="preserve">C</w:t>
+      </w:r>
+      <w:r>
+        <w:t xml:space="preserve">ox Model.”</w:t>
+      </w:r>
+      <w:r>
+        <w:t xml:space="preserve"> </w:t>
+      </w:r>
+      <w:r>
+        <w:rPr>
+          <w:i/>
+          <w:iCs/>
+        </w:rPr>
+        <w:t xml:space="preserve">Stat Med</w:t>
+      </w:r>
+      <w:r>
+        <w:t xml:space="preserve"> </w:t>
+      </w:r>
+      <w:r>
+        <w:t xml:space="preserve">16 (4): 385–95.</w:t>
+      </w:r>
+    </w:p>
+    <w:bookmarkEnd w:id="167"/>
+    <w:bookmarkStart w:id="168" w:name="ref-vantveer2002"/>
+    <w:p>
+      <w:pPr>
+        <w:pStyle w:val="Bibliography"/>
+      </w:pPr>
+      <w:r>
+        <w:t xml:space="preserve">Veer, Laura J. van’t, Hongyue Dai, Marc J. van de Vijver, Yudong D. He, Augustinus A. M. Hart, Mao Mao, Hans L. Peterse, et al. 2002.</w:t>
+      </w:r>
+      <w:r>
+        <w:t xml:space="preserve"> </w:t>
+      </w:r>
+      <w:r>
+        <w:t xml:space="preserve">“Gene Expression Profiling Predicts Clinical Outcome of Breast Cancer.”</w:t>
+      </w:r>
+      <w:r>
+        <w:t xml:space="preserve"> </w:t>
+      </w:r>
+      <w:r>
+        <w:rPr>
+          <w:i/>
+          <w:iCs/>
+        </w:rPr>
+        <w:t xml:space="preserve">Nature</w:t>
+      </w:r>
+      <w:r>
+        <w:t xml:space="preserve"> </w:t>
+      </w:r>
+      <w:r>
+        <w:t xml:space="preserve">415 (6871): 530–36.</w:t>
+      </w:r>
+    </w:p>
+    <w:bookmarkEnd w:id="168"/>
+    <w:bookmarkStart w:id="169" w:name="ref-vickers2006"/>
+    <w:p>
+      <w:pPr>
+        <w:pStyle w:val="Bibliography"/>
+      </w:pPr>
+      <w:r>
+        <w:t xml:space="preserve">Vickers, Andrew J., and Elena B. Elkin. 2006.</w:t>
+      </w:r>
+      <w:r>
+        <w:t xml:space="preserve"> </w:t>
+      </w:r>
+      <w:r>
+        <w:t xml:space="preserve">“Decision Curve Analysis: A Novel Method for Evaluating Prediction Models.”</w:t>
+      </w:r>
+      <w:r>
+        <w:t xml:space="preserve"> </w:t>
+      </w:r>
+      <w:r>
+        <w:rPr>
+          <w:i/>
+          <w:iCs/>
+        </w:rPr>
+        <w:t xml:space="preserve">Med Decis Making</w:t>
+      </w:r>
+      <w:r>
+        <w:t xml:space="preserve"> </w:t>
+      </w:r>
+      <w:r>
+        <w:t xml:space="preserve">26 (6): 565–74.</w:t>
+      </w:r>
+    </w:p>
+    <w:bookmarkEnd w:id="169"/>
+    <w:bookmarkStart w:id="170" w:name="ref-viechtbauer2010"/>
+    <w:p>
+      <w:pPr>
+        <w:pStyle w:val="Bibliography"/>
+      </w:pPr>
+      <w:r>
+        <w:t xml:space="preserve">Viechtbauer, Wolfgang. 2010.</w:t>
+      </w:r>
+      <w:r>
+        <w:t xml:space="preserve"> </w:t>
+      </w:r>
+      <w:r>
+        <w:t xml:space="preserve">“Conducting Meta-Analyses in</w:t>
+      </w:r>
+      <w:r>
+        <w:t xml:space="preserve"> </w:t>
+      </w:r>
+      <w:r>
+        <w:t xml:space="preserve">R</w:t>
+      </w:r>
+      <w:r>
+        <w:t xml:space="preserve"> </w:t>
+      </w:r>
+      <w:r>
+        <w:t xml:space="preserve">with the Metafor Package.”</w:t>
+      </w:r>
+      <w:r>
+        <w:t xml:space="preserve"> </w:t>
+      </w:r>
+      <w:r>
+        <w:rPr>
+          <w:i/>
+          <w:iCs/>
+        </w:rPr>
+        <w:t xml:space="preserve">J Stat Softw</w:t>
+      </w:r>
+      <w:r>
+        <w:t xml:space="preserve"> </w:t>
+      </w:r>
+      <w:r>
         <w:t xml:space="preserve">36 (3): 1–48.</w:t>
       </w:r>
     </w:p>
-    <w:bookmarkEnd w:id="151"/>
-    <w:bookmarkStart w:id="152" w:name="ref-wolf2022"/>
+    <w:bookmarkEnd w:id="170"/>
+    <w:bookmarkStart w:id="171" w:name="ref-wolf2022"/>
     <w:p>
       <w:pPr>
         <w:pStyle w:val="Bibliography"/>
@@ -10843,8 +11608,8 @@
         <w:t xml:space="preserve">40 (6): 609–23.</w:t>
       </w:r>
     </w:p>
-    <w:bookmarkEnd w:id="152"/>
-    <w:bookmarkStart w:id="153" w:name="ref-zou2005"/>
+    <w:bookmarkEnd w:id="171"/>
+    <w:bookmarkStart w:id="172" w:name="ref-zou2005"/>
     <w:p>
       <w:pPr>
         <w:pStyle w:val="Bibliography"/>
@@ -10875,9 +11640,9 @@
         <w:t xml:space="preserve">67 (2): 301–20.</w:t>
       </w:r>
     </w:p>
-    <w:bookmarkEnd w:id="153"/>
-    <w:bookmarkEnd w:id="154"/>
-    <w:bookmarkEnd w:id="155"/>
+    <w:bookmarkEnd w:id="172"/>
+    <w:bookmarkEnd w:id="173"/>
+    <w:bookmarkEnd w:id="174"/>
     <w:sectPr>
       <w:footnotePr>
         <w:numRestart w:val="eachSect"/>
